--- a/Geschichte_8/Stunde2_Nationalversammlung/Tafelskript_Stunde2_Nationalversammlung.docx
+++ b/Geschichte_8/Stunde2_Nationalversammlung/Tafelskript_Stunde2_Nationalversammlung.docx
@@ -311,7 +311,7 @@
                 <w:sz w:val="20"/>
                 <w:szCs w:val="20"/>
               </w:rPr>
-              <w:t xml:space="preserve">Zeitstrahl ausgefüllt, Merksatz im Heft (Ziel 1 und 2). Kurzanalyse der Karikatur „Für die Mühsal geboren“ mit Dreischritt (Ziel 3). Abschlussfrage im Berater-Format.</w:t>
+              <w:t xml:space="preserve">Zeitstrahl ausgefüllt, Merksatz im Heft (Ziel 1 und 2). Kurzanalyse der Karikatur „Für die Mühsal geboren“ mit Dreischritt (Ziel 3). Abschlussfrage im Berater-Format (mit persönlichem Risiko).</w:t>
             </w:r>
           </w:p>
         </w:tc>
@@ -2563,7 +2563,7 @@
                 <w:sz w:val="19"/>
                 <w:szCs w:val="19"/>
               </w:rPr>
-              <w:t xml:space="preserve">Die Klasse wird ruhig, kennt Ziel und Ablauf und beantwortet zu Beginn die Reihenfrage, die in Stunde 11 wieder aufgegriffen wird (Eingangsdiagnose, direkt, von der Lehrkraft geführt).</w:t>
+              <w:t xml:space="preserve">Die Klasse wird ruhig, kennt Ziel und Ablauf und nimmt zu Beginn eine Meinung ohne Fachbegriff ein (Darf sich das Volk wehren?), die in Stunde 11 wieder aufgegriffen wird (Eingangsdiagnose, direkt, von der Lehrkraft geführt).</w:t>
             </w:r>
           </w:p>
           <w:p>
@@ -2734,7 +2734,7 @@
                 <w:sz w:val="21"/>
                 <w:szCs w:val="21"/>
               </w:rPr>
-              <w:t xml:space="preserve">Folie 1 steht beim Betreten da. Zwei Sätze im Heft: „Was ist eine Revolution? Ist sie gut oder schlecht? Warum?“ Die Seite bleibt im Heft und wird in Stunde 11 mit dem Gesamturteil verglichen (Vorher-Nachher, keine Selbsteinschätzung). Sie lesen die Sätze beim Durchgehen mit, nicht kommentieren.</w:t>
+              <w:t xml:space="preserve">Folie 1 steht beim Betreten da. Frage auf der Folie: „Darf sich das Volk gegen einen König wehren, der allein regiert? Schreibe: Ich finde …, weil …“ Der Begriff „Revolution“ wird bewusst nicht gefragt, weil die Klasse ihn noch nicht kennt. Es gibt keine richtige Antwort. Die Seite bleibt im Heft und wird in Stunde 11 mit dem Gesamturteil verglichen (Vorher-Nachher, keine Selbsteinschätzung). Sie lesen beim Durchgehen mit, nicht kommentieren. Der Begriff Revolution wird später eingeführt (Stunde 3).</w:t>
             </w:r>
           </w:p>
           <w:p>
@@ -5072,7 +5072,7 @@
                       <w:sz w:val="20"/>
                       <w:szCs w:val="20"/>
                     </w:rPr>
-                    <w:t xml:space="preserve">3.* Beurteile: Ist die Darstellung berechtigt?</w:t>
+                    <w:t xml:space="preserve">3.* Beurteile: Stimmt das Bild mit unserem Wissen über Steuern und Stände überein? Wo übertreibt der Zeichner?</w:t>
                   </w:r>
                 </w:p>
                 <w:p>
@@ -5398,7 +5398,7 @@
                 <w:sz w:val="19"/>
                 <w:szCs w:val="19"/>
               </w:rPr>
-              <w:t xml:space="preserve">Wird die Zeit knapp, entfällt Schritt 3 „Beurteilen“ (*) in der Partnerarbeit und wird in 1 Minute gemeinsam gemacht oder in Stunde 3 wiederholt. Schritt 1 und 2 und die Sicherung bleiben.</w:t>
+              <w:t xml:space="preserve">Wird die Zeit knapp, entfällt Schritt 3 „Beurteilen“ (*; gemeint ist: Stimmt das Bild mit unserem Wissen überein, wo übertreibt es, was will der Zeichner erreichen?) in der Partnerarbeit und wird in 1 Minute gemeinsam gemacht oder in Stunde 3 wiederholt. Schritt 1 und 2 und die Sicherung bleiben.</w:t>
             </w:r>
           </w:p>
         </w:tc>
@@ -5684,7 +5684,7 @@
                 <w:sz w:val="21"/>
                 <w:szCs w:val="21"/>
               </w:rPr>
-              <w:t xml:space="preserve">Folie 15 (3 Minuten): Abschlussfrage mit Zeichnung (Abgeordneter mit Sprechblase, Berater „Du“): „Du bist Berater der Abgeordneten des Dritten Standes (Bauern und Bürger). Sie fragen dich: Der König hat den Saal sperren lassen. Sollen wir nach Hause gehen oder schwören, zusammenzubleiben?“ Rat im Heft: „Ich rate euch, …, weil …“. Es gibt mehrere gute Antworten, geprüft werden Position, ein Sachargument aus der Stunde und ein „weil“. Erst zehn Sekunden denken, dann schreiben.</w:t>
+              <w:t xml:space="preserve">Folie 15 (3 Minuten): Abschlussfrage mit Zeichnung (Abgeordneter mit Sprechblase, Berater „Du“): „Du bist Berater eines Abgeordneten des Dritten Standes (Bauern und Bürger). Er sagt: Draußen stehen Soldaten. Wenn ich schwöre, kann ich verhaftet werden, auch meine Familie ist in Gefahr. Soll ich trotzdem schwören?“ Rat im Heft: „Ich rate dir, …, weil …“. Es gibt mehrere gute Antworten, geprüft werden Position, ein Sachargument aus der Stunde und ein „weil“. Das Risiko (Verhaftung, Familie) macht die Frage persönlich, damit etwas auf dem Spiel steht. Erst zehn Sekunden denken, dann schreiben.</w:t>
             </w:r>
           </w:p>
           <w:p>
@@ -5698,7 +5698,7 @@
                 <w:sz w:val="21"/>
                 <w:szCs w:val="21"/>
               </w:rPr>
-              <w:t xml:space="preserve">Form nach Verlauf wählen: (a) Blitzlicht: je eine Stimme „bleiben und schwören“ und eine „nach Hause“ gezielt aufrufen, kein Kommentar. (b) Schriftlich, dann zwei bis drei Sätze vorlesen, Heft-Stichprobe bei 4 bis 6 Personen. (c) Berater-Duell zu zweit: A rät dafür, B dagegen, leise. Unbenotet.</w:t>
+              <w:t xml:space="preserve">Form nach Verlauf wählen: (a) Blitzlicht: je eine Stimme „schwören“ und eine „nicht schwören“ gezielt aufrufen, kein Kommentar. (b) Schriftlich, dann zwei bis drei Sätze vorlesen, Heft-Stichprobe bei 4 bis 6 Personen. (c) Berater-Duell zu zweit: A rät dafür, B dagegen, leise. Unbenotet.</w:t>
             </w:r>
           </w:p>
           <w:p>
@@ -5737,7 +5737,7 @@
                 <w:sz w:val="19"/>
                 <w:szCs w:val="19"/>
               </w:rPr>
-              <w:t xml:space="preserve">Mögliche Argumente (Auswahl, keine Musterlösung). Bleiben und schwören: Sie vertreten fast alle Menschen (Sieyès: ALLES); nur gemeinsam sind sie stark; sonst bleibt alles beim Alten; ohne Verfassung kann der König weiter allein entscheiden. Nach Hause gehen: Der König hat den Saal gesperrt, Gefahr durch Soldaten, Unruhe vermeiden, später neu verhandeln. Zwischenlösung (bleiben, aber verhandeln) ist gut begründbar. Historisch trafen sich die Abgeordneten in der Ballhalle und schworen. Kriterien: Position, ein Sachargument aus der Stunde, ein „weil“.</w:t>
+              <w:t xml:space="preserve">Mögliche Argumente (Auswahl, keine Musterlösung). Schwören: Die Abgeordneten vertreten fast alle Menschen (Sieyès: ALLES); wenn alle schwören, kann der König nicht alle verhaften; wer jetzt nachgibt, dem bleibt alles beim Alten; ohne Verfassung entscheidet der König weiter allein; Hunger und Steuern der Menschen. Nicht schwören: Die Familie ist in Gefahr; Gewalt vermeiden; allein ist man leicht zu verhaften; später verhandeln. Zwischenlösung (schwören, aber die Familie in Sicherheit bringen) ist begründbar. Historisch schworen fast alle Abgeordneten. Kriterien: Position, ein Sachargument aus der Stunde, ein „weil“.</w:t>
             </w:r>
           </w:p>
         </w:tc>
@@ -5917,7 +5917,7 @@
                 <w:sz w:val="20"/>
                 <w:szCs w:val="20"/>
               </w:rPr>
-              <w:t xml:space="preserve">Zwei Sätze zu „Was ist eine Revolution? Gut oder schlecht? Warum?“ (bleibt bis Stunde 11)</w:t>
+              <w:t xml:space="preserve">Meinung „Darf sich das Volk gegen einen König wehren, der allein regiert? Ich finde …, weil …“ (bleibt bis Stunde 11)</w:t>
             </w:r>
           </w:p>
         </w:tc>
@@ -6282,7 +6282,7 @@
                 <w:sz w:val="20"/>
                 <w:szCs w:val="20"/>
               </w:rPr>
-              <w:t xml:space="preserve">Rat an die Abgeordneten: „Ich rate euch, …, weil …“</w:t>
+              <w:t xml:space="preserve">Rat an den Abgeordneten: „Ich rate dir, …, weil …“</w:t>
             </w:r>
           </w:p>
         </w:tc>
